--- a/translated.docx
+++ b/translated.docx
@@ -21,7 +21,7 @@
         <w:jc w:val="left"/>
       </w:pPr>
       <w:r>
-        <w:t>तुमचा कोड आधीच खूप मजबूत आहे , त्या वारंवार झालेल्या त्रुटी आणि एज-केस क्रॅश थांबवण्यासाठी फक्त काही अंतिम स्थिरता सुधारणांची आवश्यकता आहे.</w:t>
+        <w:t>Jou kode is reeds baie sterk, benodig net 'n paar finale stabiliteitsopgraderings om daardie herhaalde foute en randgevalle-ongelukke te stop.</w:t>
       </w:r>
     </w:p>
     <w:sectPr>

--- a/translated.docx
+++ b/translated.docx
@@ -21,7 +21,7 @@
         <w:jc w:val="left"/>
       </w:pPr>
       <w:r>
-        <w:t>Jou kode is reeds baie sterk, benodig net 'n paar finale stabiliteitsopgraderings om daardie herhaalde foute en randgevalle-ongelukke te stop.</w:t>
+        <w:t>Your code is already very strong , feela hloka tse seng kae ho qetela botsitso ntlafatso ho emisa bao pheta-pheta liphoso le bohale- nyeoe thula.</w:t>
       </w:r>
     </w:p>
     <w:sectPr>
